--- a/testakten/rentenberater-bav-firmenberatung-pflegedienst-halle/08_umsetzungsplan_2027.docx
+++ b/testakten/rentenberater-bav-firmenberatung-pflegedienst-halle/08_umsetzungsplan_2027.docx
@@ -4,104 +4,922 @@
   <w:body>
     <w:p>
       <w:pPr>
-        <w:pStyle w:val="Heading1"/>
-        <w:spacing w:after="160" w:line="259" w:lineRule="auto"/>
+        <w:spacing w:after="180"/>
       </w:pPr>
       <w:r>
         <w:rPr>
-          <w:rFonts w:ascii="Times New Roman" w:hAnsi="Times New Roman"/>
+          <w:rFonts w:ascii="Arial" w:hAnsi="Arial" w:eastAsia="Arial"/>
           <w:b/>
-          <w:sz w:val="28"/>
+          <w:color w:val="5C6569"/>
+          <w:sz w:val="16"/>
         </w:rPr>
-        <w:t>Umsetzungsplan 2027</w:t>
+        <w:t>PROJEKT- UND KONTROLLPLAN</w:t>
       </w:r>
     </w:p>
     <w:p>
       <w:pPr>
-        <w:spacing w:line="259" w:lineRule="auto" w:after="60"/>
-        <w:jc w:val="left"/>
+        <w:spacing w:after="100"/>
       </w:pPr>
       <w:r>
-        <w:t>Bis 10.07.2026: vollständige Vertragsliste von Versicherer und Pensionskasse abrufen. Verantwortlich: Personalabteilung Stoll.</w:t>
+        <w:rPr>
+          <w:rFonts w:ascii="Arial" w:hAnsi="Arial" w:eastAsia="Arial"/>
+          <w:b w:val="0"/>
+          <w:color w:val="5C6569"/>
+          <w:sz w:val="14"/>
+        </w:rPr>
+        <w:t>Rentenberatung Dr. Maren Kühne · Geiststraße 34 · 06108 Halle (Saale)</w:t>
       </w:r>
     </w:p>
     <w:p>
       <w:pPr>
-        <w:spacing w:line="259" w:lineRule="auto" w:after="60"/>
-        <w:jc w:val="left"/>
+        <w:spacing w:after="0"/>
       </w:pPr>
       <w:r>
-        <w:t>Bis 15.07.2026: Lohnarten 904, 905 und 912 mit tatsächlicher Entgeltumwandlung abgleichen. Verantwortlich: Entgeltabrechnung Schramm.</w:t>
+        <w:rPr>
+          <w:rFonts w:ascii="Arial" w:hAnsi="Arial" w:eastAsia="Arial"/>
+          <w:b w:val="0"/>
+          <w:sz w:val="18"/>
+        </w:rPr>
+        <w:t>PflegeZeit Saale GmbH</w:t>
       </w:r>
     </w:p>
     <w:p>
       <w:pPr>
-        <w:spacing w:line="259" w:lineRule="auto" w:after="60"/>
-        <w:jc w:val="left"/>
+        <w:spacing w:after="0"/>
       </w:pPr>
       <w:r>
-        <w:t>Bis 20.07.2026: Betriebsrat Kurzpapier mit Ampelmatrix übergeben.</w:t>
+        <w:rPr>
+          <w:rFonts w:ascii="Arial" w:hAnsi="Arial" w:eastAsia="Arial"/>
+          <w:b w:val="0"/>
+          <w:sz w:val="18"/>
+        </w:rPr>
+        <w:t>Frau Antje Korff</w:t>
       </w:r>
     </w:p>
     <w:p>
       <w:pPr>
-        <w:spacing w:line="259" w:lineRule="auto" w:after="60"/>
-        <w:jc w:val="left"/>
+        <w:spacing w:after="0"/>
       </w:pPr>
       <w:r>
-        <w:t>Bis 31.07.2026: Altzusagen Leitungsebene rechtlich bewerten, insbesondere Menzel, Aydin, Hase.</w:t>
+        <w:rPr>
+          <w:rFonts w:ascii="Arial" w:hAnsi="Arial" w:eastAsia="Arial"/>
+          <w:b w:val="0"/>
+          <w:sz w:val="18"/>
+        </w:rPr>
+        <w:t>Merseburger Straße 41</w:t>
       </w:r>
     </w:p>
     <w:p>
       <w:pPr>
-        <w:spacing w:line="259" w:lineRule="auto" w:after="60"/>
-        <w:jc w:val="left"/>
+        <w:spacing w:after="0"/>
       </w:pPr>
       <w:r>
-        <w:t>Bis 15.08.2026: Nachzahlungsberechnung vorbereiten. Keine Zusage an Beschäftigte ohne Geschäftsführungsfreigabe.</w:t>
+        <w:rPr>
+          <w:rFonts w:ascii="Arial" w:hAnsi="Arial" w:eastAsia="Arial"/>
+          <w:b w:val="0"/>
+          <w:sz w:val="18"/>
+        </w:rPr>
+        <w:t>06110 Halle (Saale)</w:t>
+      </w:r>
+    </w:p>
+    <w:p/>
+    <w:tbl>
+      <w:tblPr>
+        <w:tblW w:type="auto" w:w="0"/>
+        <w:jc w:val="right"/>
+        <w:tblLayout w:type="fixed"/>
+        <w:tblLook w:firstColumn="1" w:firstRow="1" w:lastColumn="0" w:lastRow="0" w:noHBand="0" w:noVBand="1" w:val="04A0"/>
+      </w:tblPr>
+      <w:tblGrid>
+        <w:gridCol w:w="4720"/>
+        <w:gridCol w:w="4720"/>
+      </w:tblGrid>
+      <w:tr>
+        <w:tc>
+          <w:tcPr>
+            <w:tcW w:type="dxa" w:w="1757"/>
+          </w:tcPr>
+          <w:p>
+            <w:r>
+              <w:rPr>
+                <w:rFonts w:ascii="Arial" w:hAnsi="Arial" w:eastAsia="Arial"/>
+                <w:b/>
+                <w:color w:val="5C6569"/>
+                <w:sz w:val="16"/>
+              </w:rPr>
+              <w:t>Datum</w:t>
+            </w:r>
+          </w:p>
+        </w:tc>
+        <w:tc>
+          <w:tcPr>
+            <w:tcW w:type="dxa" w:w="2948"/>
+          </w:tcPr>
+          <w:p>
+            <w:r>
+              <w:rPr>
+                <w:rFonts w:ascii="Arial" w:hAnsi="Arial" w:eastAsia="Arial"/>
+                <w:b w:val="0"/>
+                <w:sz w:val="16"/>
+              </w:rPr>
+              <w:t>6. Juli 2026</w:t>
+            </w:r>
+          </w:p>
+        </w:tc>
+      </w:tr>
+      <w:tr>
+        <w:tc>
+          <w:tcPr>
+            <w:tcW w:type="dxa" w:w="1757"/>
+          </w:tcPr>
+          <w:p>
+            <w:r>
+              <w:rPr>
+                <w:rFonts w:ascii="Arial" w:hAnsi="Arial" w:eastAsia="Arial"/>
+                <w:b/>
+                <w:color w:val="5C6569"/>
+                <w:sz w:val="16"/>
+              </w:rPr>
+              <w:t>Aktenzeichen</w:t>
+            </w:r>
+          </w:p>
+        </w:tc>
+        <w:tc>
+          <w:tcPr>
+            <w:tcW w:type="dxa" w:w="2948"/>
+          </w:tcPr>
+          <w:p>
+            <w:r>
+              <w:rPr>
+                <w:rFonts w:ascii="Arial" w:hAnsi="Arial" w:eastAsia="Arial"/>
+                <w:b w:val="0"/>
+                <w:sz w:val="16"/>
+              </w:rPr>
+              <w:t>26-BAV-071 / mk</w:t>
+            </w:r>
+          </w:p>
+        </w:tc>
+      </w:tr>
+      <w:tr>
+        <w:tc>
+          <w:tcPr>
+            <w:tcW w:type="dxa" w:w="1757"/>
+          </w:tcPr>
+          <w:p>
+            <w:r>
+              <w:rPr>
+                <w:rFonts w:ascii="Arial" w:hAnsi="Arial" w:eastAsia="Arial"/>
+                <w:b/>
+                <w:color w:val="5C6569"/>
+                <w:sz w:val="16"/>
+              </w:rPr>
+              <w:t>Bearbeitung</w:t>
+            </w:r>
+          </w:p>
+        </w:tc>
+        <w:tc>
+          <w:tcPr>
+            <w:tcW w:type="dxa" w:w="2948"/>
+          </w:tcPr>
+          <w:p>
+            <w:r>
+              <w:rPr>
+                <w:rFonts w:ascii="Arial" w:hAnsi="Arial" w:eastAsia="Arial"/>
+                <w:b w:val="0"/>
+                <w:sz w:val="16"/>
+              </w:rPr>
+              <w:t>Dr. Maren Kühne</w:t>
+            </w:r>
+          </w:p>
+        </w:tc>
+      </w:tr>
+    </w:tbl>
+    <w:p/>
+    <w:p>
+      <w:pPr>
+        <w:pStyle w:val="Title"/>
+      </w:pPr>
+      <w:r>
+        <w:rPr>
+          <w:rFonts w:ascii="Arial" w:hAnsi="Arial" w:eastAsia="Arial"/>
+          <w:b/>
+          <w:color w:val="173941"/>
+          <w:sz w:val="34"/>
+        </w:rPr>
+        <w:t>Umsetzungsplan für die betriebliche Altersversorgung ab 1. Januar 2027</w:t>
       </w:r>
     </w:p>
     <w:p>
       <w:pPr>
-        <w:spacing w:line="259" w:lineRule="auto" w:after="60"/>
-        <w:jc w:val="left"/>
+        <w:jc w:val="both"/>
       </w:pPr>
       <w:r>
-        <w:t>Bis 30.09.2026: Entscheidung Versicherer/Pensionskasse über künftigen Durchführungsweg.</w:t>
+        <w:rPr>
+          <w:rFonts w:ascii="Arial" w:hAnsi="Arial" w:eastAsia="Arial"/>
+          <w:b w:val="0"/>
+          <w:sz w:val="21"/>
+        </w:rPr>
+        <w:t>Sehr geehrte Frau Korff,</w:t>
       </w:r>
     </w:p>
     <w:p>
       <w:pPr>
-        <w:spacing w:line="259" w:lineRule="auto" w:after="60"/>
-        <w:jc w:val="left"/>
+        <w:pStyle w:val="Heading1"/>
       </w:pPr>
       <w:r>
-        <w:t>Bis 15.10.2026: Mitarbeiterinformation und Sprechstundenplan.</w:t>
+        <w:t>1. Arbeitsziel</w:t>
       </w:r>
     </w:p>
     <w:p>
       <w:pPr>
-        <w:spacing w:line="259" w:lineRule="auto" w:after="60"/>
-        <w:jc w:val="left"/>
+        <w:jc w:val="both"/>
       </w:pPr>
       <w:r>
-        <w:t>Ab 01.01.2027: neue Versorgungsordnung und monatliche Kontrollliste.</w:t>
+        <w:rPr>
+          <w:rFonts w:ascii="Arial" w:hAnsi="Arial" w:eastAsia="Arial"/>
+          <w:b w:val="0"/>
+          <w:sz w:val="21"/>
+        </w:rPr>
+        <w:t>Das Projekt trennt die Korrektur vergangener Abrechnungen von der Gestaltung des künftigen Systems. Kein Altvertrag und keine individuelle Zusage wird beendet oder verändert, bevor Anspruchsgrundlage, wirtschaftliche Folge und Zustimmungserfordernis in der Personalakte dokumentiert sind.</w:t>
       </w:r>
     </w:p>
     <w:p>
       <w:pPr>
-        <w:spacing w:line="259" w:lineRule="auto" w:after="60"/>
-        <w:jc w:val="left"/>
+        <w:jc w:val="both"/>
       </w:pPr>
       <w:r>
-        <w:t>Risiken: Gleichbehandlung in Leitungsebene, fehlerhafte Zuschusszahlung, unklare Ablösung, fehlerhafte Beratung einzelner Beschäftigter. Nicht als Risiko überzeichnen: bloße Existenz mehrerer Durchführungswege.</w:t>
+        <w:rPr>
+          <w:rFonts w:ascii="Arial" w:hAnsi="Arial" w:eastAsia="Arial"/>
+          <w:b w:val="0"/>
+          <w:sz w:val="21"/>
+        </w:rPr>
+        <w:t>Die Arbeitsgruppe besteht aus Frau Korff, Personalreferentin Saskia Stoll, Entgeltabrechner Jens Schramm, Betriebsratsvorsitzendem Maik Lehmann und Rentenberaterin Dr. Maren Kühne. Versicherer und Pensionskasse liefern Daten, treffen aber keine arbeitsrechtliche Ablösungsentscheidung.</w:t>
+      </w:r>
+    </w:p>
+    <w:p>
+      <w:pPr>
+        <w:pStyle w:val="Heading1"/>
+      </w:pPr>
+      <w:r>
+        <w:t>2. Bestandsaufnahme bis 20. Juli 2026</w:t>
+      </w:r>
+    </w:p>
+    <w:tbl>
+      <w:tblPr>
+        <w:tblStyle w:val="TableGrid"/>
+        <w:tblW w:type="auto" w:w="0"/>
+        <w:jc w:val="center"/>
+        <w:tblLayout w:type="fixed"/>
+        <w:tblLook w:firstColumn="1" w:firstRow="1" w:lastColumn="0" w:lastRow="0" w:noHBand="0" w:noVBand="1" w:val="04A0"/>
+      </w:tblPr>
+      <w:tblGrid>
+        <w:gridCol w:w="1888"/>
+        <w:gridCol w:w="1888"/>
+        <w:gridCol w:w="1888"/>
+        <w:gridCol w:w="1888"/>
+        <w:gridCol w:w="1888"/>
+      </w:tblGrid>
+      <w:tr>
+        <w:trPr>
+          <w:tblHeader w:val="true"/>
+        </w:trPr>
+        <w:tc>
+          <w:tcPr>
+            <w:tcW w:type="dxa" w:w="3118"/>
+            <w:shd w:fill="E7EFF1"/>
+            <w:vAlign w:val="center"/>
+          </w:tcPr>
+          <w:p>
+            <w:r>
+              <w:rPr>
+                <w:rFonts w:ascii="Arial" w:hAnsi="Arial" w:eastAsia="Arial"/>
+                <w:b/>
+                <w:color w:val="173941"/>
+                <w:sz w:val="17"/>
+              </w:rPr>
+              <w:t>Arbeitspaket</w:t>
+            </w:r>
+          </w:p>
+        </w:tc>
+        <w:tc>
+          <w:tcPr>
+            <w:tcW w:type="dxa" w:w="1701"/>
+            <w:shd w:fill="E7EFF1"/>
+            <w:vAlign w:val="center"/>
+          </w:tcPr>
+          <w:p>
+            <w:r>
+              <w:rPr>
+                <w:rFonts w:ascii="Arial" w:hAnsi="Arial" w:eastAsia="Arial"/>
+                <w:b/>
+                <w:color w:val="173941"/>
+                <w:sz w:val="17"/>
+              </w:rPr>
+              <w:t>Verantwortlich</w:t>
+            </w:r>
+          </w:p>
+        </w:tc>
+        <w:tc>
+          <w:tcPr>
+            <w:tcW w:type="dxa" w:w="3005"/>
+            <w:shd w:fill="E7EFF1"/>
+            <w:vAlign w:val="center"/>
+          </w:tcPr>
+          <w:p>
+            <w:r>
+              <w:rPr>
+                <w:rFonts w:ascii="Arial" w:hAnsi="Arial" w:eastAsia="Arial"/>
+                <w:b/>
+                <w:color w:val="173941"/>
+                <w:sz w:val="17"/>
+              </w:rPr>
+              <w:t>Beleg</w:t>
+            </w:r>
+          </w:p>
+        </w:tc>
+        <w:tc>
+          <w:tcPr>
+            <w:tcW w:type="dxa" w:w="1644"/>
+            <w:shd w:fill="E7EFF1"/>
+            <w:vAlign w:val="center"/>
+          </w:tcPr>
+          <w:p>
+            <w:r>
+              <w:rPr>
+                <w:rFonts w:ascii="Arial" w:hAnsi="Arial" w:eastAsia="Arial"/>
+                <w:b/>
+                <w:color w:val="173941"/>
+                <w:sz w:val="17"/>
+              </w:rPr>
+              <w:t>Termin</w:t>
+            </w:r>
+          </w:p>
+        </w:tc>
+        <w:tc>
+          <w:tcPr>
+            <w:tcW w:type="dxa" w:w="1417"/>
+            <w:shd w:fill="E7EFF1"/>
+            <w:vAlign w:val="center"/>
+          </w:tcPr>
+          <w:p>
+            <w:r>
+              <w:rPr>
+                <w:rFonts w:ascii="Arial" w:hAnsi="Arial" w:eastAsia="Arial"/>
+                <w:b/>
+                <w:color w:val="173941"/>
+                <w:sz w:val="17"/>
+              </w:rPr>
+              <w:t>Freigabe</w:t>
+            </w:r>
+          </w:p>
+        </w:tc>
+      </w:tr>
+      <w:tr>
+        <w:tc>
+          <w:tcPr>
+            <w:tcW w:type="dxa" w:w="3118"/>
+            <w:vAlign w:val="top"/>
+          </w:tcPr>
+          <w:p>
+            <w:r>
+              <w:rPr>
+                <w:rFonts w:ascii="Arial" w:hAnsi="Arial" w:eastAsia="Arial"/>
+                <w:b w:val="0"/>
+                <w:sz w:val="16"/>
+              </w:rPr>
+              <w:t>Vertragsliste mit 148 Beschäftigten abgleichen</w:t>
+            </w:r>
+          </w:p>
+        </w:tc>
+        <w:tc>
+          <w:tcPr>
+            <w:tcW w:type="dxa" w:w="1701"/>
+            <w:vAlign w:val="top"/>
+          </w:tcPr>
+          <w:p>
+            <w:r>
+              <w:rPr>
+                <w:rFonts w:ascii="Arial" w:hAnsi="Arial" w:eastAsia="Arial"/>
+                <w:b w:val="0"/>
+                <w:sz w:val="16"/>
+              </w:rPr>
+              <w:t>Stoll</w:t>
+            </w:r>
+          </w:p>
+        </w:tc>
+        <w:tc>
+          <w:tcPr>
+            <w:tcW w:type="dxa" w:w="3005"/>
+            <w:vAlign w:val="top"/>
+          </w:tcPr>
+          <w:p>
+            <w:r>
+              <w:rPr>
+                <w:rFonts w:ascii="Arial" w:hAnsi="Arial" w:eastAsia="Arial"/>
+                <w:b w:val="0"/>
+                <w:sz w:val="16"/>
+              </w:rPr>
+              <w:t>Versichererexport und Personalliste</w:t>
+            </w:r>
+          </w:p>
+        </w:tc>
+        <w:tc>
+          <w:tcPr>
+            <w:tcW w:type="dxa" w:w="1644"/>
+            <w:vAlign w:val="top"/>
+          </w:tcPr>
+          <w:p>
+            <w:r>
+              <w:rPr>
+                <w:rFonts w:ascii="Arial" w:hAnsi="Arial" w:eastAsia="Arial"/>
+                <w:b w:val="0"/>
+                <w:sz w:val="16"/>
+              </w:rPr>
+              <w:t>10.07.2026</w:t>
+            </w:r>
+          </w:p>
+        </w:tc>
+        <w:tc>
+          <w:tcPr>
+            <w:tcW w:type="dxa" w:w="1417"/>
+            <w:vAlign w:val="top"/>
+          </w:tcPr>
+          <w:p>
+            <w:r>
+              <w:rPr>
+                <w:rFonts w:ascii="Arial" w:hAnsi="Arial" w:eastAsia="Arial"/>
+                <w:b w:val="0"/>
+                <w:sz w:val="16"/>
+              </w:rPr>
+              <w:t>Korff</w:t>
+            </w:r>
+          </w:p>
+        </w:tc>
+      </w:tr>
+      <w:tr>
+        <w:tc>
+          <w:tcPr>
+            <w:tcW w:type="dxa" w:w="3118"/>
+            <w:vAlign w:val="top"/>
+          </w:tcPr>
+          <w:p>
+            <w:r>
+              <w:rPr>
+                <w:rFonts w:ascii="Arial" w:hAnsi="Arial" w:eastAsia="Arial"/>
+                <w:b w:val="0"/>
+                <w:sz w:val="16"/>
+              </w:rPr>
+              <w:t>Lohnarten 904, 905 und 912 prüfen</w:t>
+            </w:r>
+          </w:p>
+        </w:tc>
+        <w:tc>
+          <w:tcPr>
+            <w:tcW w:type="dxa" w:w="1701"/>
+            <w:vAlign w:val="top"/>
+          </w:tcPr>
+          <w:p>
+            <w:r>
+              <w:rPr>
+                <w:rFonts w:ascii="Arial" w:hAnsi="Arial" w:eastAsia="Arial"/>
+                <w:b w:val="0"/>
+                <w:sz w:val="16"/>
+              </w:rPr>
+              <w:t>Schramm</w:t>
+            </w:r>
+          </w:p>
+        </w:tc>
+        <w:tc>
+          <w:tcPr>
+            <w:tcW w:type="dxa" w:w="3005"/>
+            <w:vAlign w:val="top"/>
+          </w:tcPr>
+          <w:p>
+            <w:r>
+              <w:rPr>
+                <w:rFonts w:ascii="Arial" w:hAnsi="Arial" w:eastAsia="Arial"/>
+                <w:b w:val="0"/>
+                <w:sz w:val="16"/>
+              </w:rPr>
+              <w:t>Abrechnungsjournal 01/2020 bis 06/2026</w:t>
+            </w:r>
+          </w:p>
+        </w:tc>
+        <w:tc>
+          <w:tcPr>
+            <w:tcW w:type="dxa" w:w="1644"/>
+            <w:vAlign w:val="top"/>
+          </w:tcPr>
+          <w:p>
+            <w:r>
+              <w:rPr>
+                <w:rFonts w:ascii="Arial" w:hAnsi="Arial" w:eastAsia="Arial"/>
+                <w:b w:val="0"/>
+                <w:sz w:val="16"/>
+              </w:rPr>
+              <w:t>15.07.2026</w:t>
+            </w:r>
+          </w:p>
+        </w:tc>
+        <w:tc>
+          <w:tcPr>
+            <w:tcW w:type="dxa" w:w="1417"/>
+            <w:vAlign w:val="top"/>
+          </w:tcPr>
+          <w:p>
+            <w:r>
+              <w:rPr>
+                <w:rFonts w:ascii="Arial" w:hAnsi="Arial" w:eastAsia="Arial"/>
+                <w:b w:val="0"/>
+                <w:sz w:val="16"/>
+              </w:rPr>
+              <w:t>Kühne</w:t>
+            </w:r>
+          </w:p>
+        </w:tc>
+      </w:tr>
+      <w:tr>
+        <w:tc>
+          <w:tcPr>
+            <w:tcW w:type="dxa" w:w="3118"/>
+            <w:vAlign w:val="top"/>
+          </w:tcPr>
+          <w:p>
+            <w:r>
+              <w:rPr>
+                <w:rFonts w:ascii="Arial" w:hAnsi="Arial" w:eastAsia="Arial"/>
+                <w:b w:val="0"/>
+                <w:sz w:val="16"/>
+              </w:rPr>
+              <w:t>Altzusagen Leitung Plus erfassen</w:t>
+            </w:r>
+          </w:p>
+        </w:tc>
+        <w:tc>
+          <w:tcPr>
+            <w:tcW w:type="dxa" w:w="1701"/>
+            <w:vAlign w:val="top"/>
+          </w:tcPr>
+          <w:p>
+            <w:r>
+              <w:rPr>
+                <w:rFonts w:ascii="Arial" w:hAnsi="Arial" w:eastAsia="Arial"/>
+                <w:b w:val="0"/>
+                <w:sz w:val="16"/>
+              </w:rPr>
+              <w:t>Stoll</w:t>
+            </w:r>
+          </w:p>
+        </w:tc>
+        <w:tc>
+          <w:tcPr>
+            <w:tcW w:type="dxa" w:w="3005"/>
+            <w:vAlign w:val="top"/>
+          </w:tcPr>
+          <w:p>
+            <w:r>
+              <w:rPr>
+                <w:rFonts w:ascii="Arial" w:hAnsi="Arial" w:eastAsia="Arial"/>
+                <w:b w:val="0"/>
+                <w:sz w:val="16"/>
+              </w:rPr>
+              <w:t>Personalakten Menzel, Aydin, Hase</w:t>
+            </w:r>
+          </w:p>
+        </w:tc>
+        <w:tc>
+          <w:tcPr>
+            <w:tcW w:type="dxa" w:w="1644"/>
+            <w:vAlign w:val="top"/>
+          </w:tcPr>
+          <w:p>
+            <w:r>
+              <w:rPr>
+                <w:rFonts w:ascii="Arial" w:hAnsi="Arial" w:eastAsia="Arial"/>
+                <w:b w:val="0"/>
+                <w:sz w:val="16"/>
+              </w:rPr>
+              <w:t>17.07.2026</w:t>
+            </w:r>
+          </w:p>
+        </w:tc>
+        <w:tc>
+          <w:tcPr>
+            <w:tcW w:type="dxa" w:w="1417"/>
+            <w:vAlign w:val="top"/>
+          </w:tcPr>
+          <w:p>
+            <w:r>
+              <w:rPr>
+                <w:rFonts w:ascii="Arial" w:hAnsi="Arial" w:eastAsia="Arial"/>
+                <w:b w:val="0"/>
+                <w:sz w:val="16"/>
+              </w:rPr>
+              <w:t>Kühne</w:t>
+            </w:r>
+          </w:p>
+        </w:tc>
+      </w:tr>
+      <w:tr>
+        <w:tc>
+          <w:tcPr>
+            <w:tcW w:type="dxa" w:w="3118"/>
+            <w:vAlign w:val="top"/>
+          </w:tcPr>
+          <w:p>
+            <w:r>
+              <w:rPr>
+                <w:rFonts w:ascii="Arial" w:hAnsi="Arial" w:eastAsia="Arial"/>
+                <w:b w:val="0"/>
+                <w:sz w:val="16"/>
+              </w:rPr>
+              <w:t>Betriebsratsunterlage erstellen</w:t>
+            </w:r>
+          </w:p>
+        </w:tc>
+        <w:tc>
+          <w:tcPr>
+            <w:tcW w:type="dxa" w:w="1701"/>
+            <w:vAlign w:val="top"/>
+          </w:tcPr>
+          <w:p>
+            <w:r>
+              <w:rPr>
+                <w:rFonts w:ascii="Arial" w:hAnsi="Arial" w:eastAsia="Arial"/>
+                <w:b w:val="0"/>
+                <w:sz w:val="16"/>
+              </w:rPr>
+              <w:t>Kühne</w:t>
+            </w:r>
+          </w:p>
+        </w:tc>
+        <w:tc>
+          <w:tcPr>
+            <w:tcW w:type="dxa" w:w="3005"/>
+            <w:vAlign w:val="top"/>
+          </w:tcPr>
+          <w:p>
+            <w:r>
+              <w:rPr>
+                <w:rFonts w:ascii="Arial" w:hAnsi="Arial" w:eastAsia="Arial"/>
+                <w:b w:val="0"/>
+                <w:sz w:val="16"/>
+              </w:rPr>
+              <w:t>Bestands- und Differenzmatrix</w:t>
+            </w:r>
+          </w:p>
+        </w:tc>
+        <w:tc>
+          <w:tcPr>
+            <w:tcW w:type="dxa" w:w="1644"/>
+            <w:vAlign w:val="top"/>
+          </w:tcPr>
+          <w:p>
+            <w:r>
+              <w:rPr>
+                <w:rFonts w:ascii="Arial" w:hAnsi="Arial" w:eastAsia="Arial"/>
+                <w:b w:val="0"/>
+                <w:sz w:val="16"/>
+              </w:rPr>
+              <w:t>18.07.2026</w:t>
+            </w:r>
+          </w:p>
+        </w:tc>
+        <w:tc>
+          <w:tcPr>
+            <w:tcW w:type="dxa" w:w="1417"/>
+            <w:vAlign w:val="top"/>
+          </w:tcPr>
+          <w:p>
+            <w:r>
+              <w:rPr>
+                <w:rFonts w:ascii="Arial" w:hAnsi="Arial" w:eastAsia="Arial"/>
+                <w:b w:val="0"/>
+                <w:sz w:val="16"/>
+              </w:rPr>
+              <w:t>Korff</w:t>
+            </w:r>
+          </w:p>
+        </w:tc>
+      </w:tr>
+      <w:tr>
+        <w:tc>
+          <w:tcPr>
+            <w:tcW w:type="dxa" w:w="3118"/>
+            <w:vAlign w:val="top"/>
+          </w:tcPr>
+          <w:p>
+            <w:r>
+              <w:rPr>
+                <w:rFonts w:ascii="Arial" w:hAnsi="Arial" w:eastAsia="Arial"/>
+                <w:b w:val="0"/>
+                <w:sz w:val="16"/>
+              </w:rPr>
+              <w:t>Sitzung mit Betriebsrat</w:t>
+            </w:r>
+          </w:p>
+        </w:tc>
+        <w:tc>
+          <w:tcPr>
+            <w:tcW w:type="dxa" w:w="1701"/>
+            <w:vAlign w:val="top"/>
+          </w:tcPr>
+          <w:p>
+            <w:r>
+              <w:rPr>
+                <w:rFonts w:ascii="Arial" w:hAnsi="Arial" w:eastAsia="Arial"/>
+                <w:b w:val="0"/>
+                <w:sz w:val="16"/>
+              </w:rPr>
+              <w:t>Korff</w:t>
+            </w:r>
+          </w:p>
+        </w:tc>
+        <w:tc>
+          <w:tcPr>
+            <w:tcW w:type="dxa" w:w="3005"/>
+            <w:vAlign w:val="top"/>
+          </w:tcPr>
+          <w:p>
+            <w:r>
+              <w:rPr>
+                <w:rFonts w:ascii="Arial" w:hAnsi="Arial" w:eastAsia="Arial"/>
+                <w:b w:val="0"/>
+                <w:sz w:val="16"/>
+              </w:rPr>
+              <w:t>Protokoll und offene Punkte</w:t>
+            </w:r>
+          </w:p>
+        </w:tc>
+        <w:tc>
+          <w:tcPr>
+            <w:tcW w:type="dxa" w:w="1644"/>
+            <w:vAlign w:val="top"/>
+          </w:tcPr>
+          <w:p>
+            <w:r>
+              <w:rPr>
+                <w:rFonts w:ascii="Arial" w:hAnsi="Arial" w:eastAsia="Arial"/>
+                <w:b w:val="0"/>
+                <w:sz w:val="16"/>
+              </w:rPr>
+              <w:t>20.07.2026</w:t>
+            </w:r>
+          </w:p>
+        </w:tc>
+        <w:tc>
+          <w:tcPr>
+            <w:tcW w:type="dxa" w:w="1417"/>
+            <w:vAlign w:val="top"/>
+          </w:tcPr>
+          <w:p>
+            <w:r>
+              <w:rPr>
+                <w:rFonts w:ascii="Arial" w:hAnsi="Arial" w:eastAsia="Arial"/>
+                <w:b w:val="0"/>
+                <w:sz w:val="16"/>
+              </w:rPr>
+              <w:t>beide Seiten</w:t>
+            </w:r>
+          </w:p>
+        </w:tc>
+      </w:tr>
+    </w:tbl>
+    <w:p/>
+    <w:p>
+      <w:pPr>
+        <w:pStyle w:val="Heading1"/>
+      </w:pPr>
+      <w:r>
+        <w:t>3. Korrekturphase bis 31. August 2026</w:t>
+      </w:r>
+    </w:p>
+    <w:p>
+      <w:pPr>
+        <w:jc w:val="both"/>
+      </w:pPr>
+      <w:r>
+        <w:rPr>
+          <w:rFonts w:ascii="Arial" w:hAnsi="Arial" w:eastAsia="Arial"/>
+          <w:b w:val="0"/>
+          <w:sz w:val="21"/>
+        </w:rPr>
+        <w:t>Für jeden Zuschussfall wird monatsweise dokumentiert: Umwandlungsbetrag, ersparte Sozialversicherungsbeiträge, tatsächlich gezahlter Zuschuss, Differenz, Ausfallmonat und Zahlungsweg. Die Fälle Menzel, Kilic und Hase werden vor einer Serienkorrektur einzeln geprüft.</w:t>
+      </w:r>
+    </w:p>
+    <w:p>
+      <w:pPr>
+        <w:jc w:val="both"/>
+      </w:pPr>
+      <w:r>
+        <w:rPr>
+          <w:rFonts w:ascii="Arial" w:hAnsi="Arial" w:eastAsia="Arial"/>
+          <w:b w:val="0"/>
+          <w:sz w:val="21"/>
+        </w:rPr>
+        <w:t>Nachzahlungen werden nicht als pauschale Kulanz bezeichnet, wenn ein rechnerisch festgestellter Anspruch erfüllt wird. Jede persönliche Mitteilung nennt Zeitraum, Berechnungsweg, Bruttozahlung, steuerliche Behandlung und Ansprechpartner. Für nicht auffindbare Vereinbarungen wird ein eigenes Belegblatt angelegt.</w:t>
+      </w:r>
+    </w:p>
+    <w:p>
+      <w:pPr>
+        <w:pStyle w:val="Heading1"/>
+      </w:pPr>
+      <w:r>
+        <w:t>4. Gestaltung für 2027</w:t>
+      </w:r>
+    </w:p>
+    <w:p>
+      <w:pPr>
+        <w:jc w:val="both"/>
+      </w:pPr>
+      <w:r>
+        <w:rPr>
+          <w:rFonts w:ascii="Arial" w:hAnsi="Arial" w:eastAsia="Arial"/>
+          <w:b w:val="0"/>
+          <w:sz w:val="21"/>
+        </w:rPr>
+        <w:t>Bis 15. September werden drei Varianten verglichen: Fortführung aller Durchführungswege mit einheitlicher Verwaltung, Schließung einzelner Tarife nur für Neueintritte oder ein neues Angebot ausschließlich für künftige Entgeltumwandlungen. Bestandsschutzfälle stehen in einer namentlichen, nur intern geführten Anlage.</w:t>
+      </w:r>
+    </w:p>
+    <w:p>
+      <w:pPr>
+        <w:jc w:val="both"/>
+      </w:pPr>
+      <w:r>
+        <w:rPr>
+          <w:rFonts w:ascii="Arial" w:hAnsi="Arial" w:eastAsia="Arial"/>
+          <w:b w:val="0"/>
+          <w:sz w:val="21"/>
+        </w:rPr>
+        <w:t>Die Entscheidung an Versicherer und Pensionskasse muss bis 30. September eingehen. Mitarbeiterinformationen folgen erst nach Betriebsratsberatung und Prüfung der individuellen Auswirkungen. Sprechstunden sind für den 19., 21. und 26. Oktober vorgesehen.</w:t>
+      </w:r>
+    </w:p>
+    <w:p>
+      <w:pPr>
+        <w:pStyle w:val="Heading1"/>
+      </w:pPr>
+      <w:r>
+        <w:t>5. Dauerhafte Kontrolle</w:t>
+      </w:r>
+    </w:p>
+    <w:p>
+      <w:pPr>
+        <w:jc w:val="both"/>
+      </w:pPr>
+      <w:r>
+        <w:rPr>
+          <w:rFonts w:ascii="Arial" w:hAnsi="Arial" w:eastAsia="Arial"/>
+          <w:b w:val="0"/>
+          <w:sz w:val="21"/>
+        </w:rPr>
+        <w:t>Ab Januar 2027 prüft die Entgeltabrechnung monatlich Neueintritte, Austritte, Entgeltumwandlungen, Teilzeitänderungen, Elternzeit und Krankengeldbezug. Jeweils im Februar erfolgt ein Abgleich von Versichererbestand und Lohnkonto. Abweichungen erhalten eine Vorgangsnummer und dürfen nicht nur telefonisch erledigt werden.</w:t>
+      </w:r>
+    </w:p>
+    <w:p>
+      <w:pPr>
+        <w:jc w:val="both"/>
+      </w:pPr>
+      <w:r>
+        <w:rPr>
+          <w:rFonts w:ascii="Arial" w:hAnsi="Arial" w:eastAsia="Arial"/>
+          <w:b w:val="0"/>
+          <w:sz w:val="21"/>
+        </w:rPr>
+        <w:t>Bitte teilen Sie bis 8. Juli mit, ob die genannten Mitarbeiter Zugriff auf die vollständigen Personal- und Lohnunterlagen erhalten.</w:t>
+      </w:r>
+    </w:p>
+    <w:p>
+      <w:pPr>
+        <w:spacing w:before="280"/>
+      </w:pPr>
+      <w:r>
+        <w:rPr>
+          <w:rFonts w:ascii="Arial" w:hAnsi="Arial" w:eastAsia="Arial"/>
+          <w:b/>
+          <w:sz w:val="21"/>
+        </w:rPr>
+        <w:t>Dr. Maren Kühne</w:t>
+      </w:r>
+    </w:p>
+    <w:p>
+      <w:pPr>
+        <w:spacing w:after="0"/>
+      </w:pPr>
+      <w:r>
+        <w:rPr>
+          <w:rFonts w:ascii="Arial" w:hAnsi="Arial" w:eastAsia="Arial"/>
+          <w:b w:val="0"/>
+          <w:color w:val="5C6569"/>
+          <w:sz w:val="18"/>
+        </w:rPr>
+        <w:t>Rentenberaterin</w:t>
       </w:r>
     </w:p>
     <w:sectPr>
       <w:headerReference w:type="default" r:id="rId9"/>
       <w:footerReference w:type="default" r:id="rId10"/>
       <w:pgSz w:w="11906" w:h="16838"/>
-      <w:pgMar w:top="1191" w:right="1247" w:bottom="1134" w:left="1361" w:header="720" w:footer="720" w:gutter="0"/>
+      <w:pgMar w:top="1247" w:right="1134" w:bottom="1134" w:left="1332" w:header="454" w:footer="454" w:gutter="0"/>
       <w:cols w:space="720"/>
       <w:docGrid w:linePitch="360"/>
     </w:sectPr>
@@ -114,19 +932,68 @@
   <w:p>
     <w:pPr>
       <w:pStyle w:val="Footer"/>
-      <w:jc w:val="left"/>
-    </w:pPr>
-    <w:r/>
-    <w:r>
-      <w:rPr>
-        <w:rFonts w:ascii="Times New Roman" w:hAnsi="Times New Roman"/>
-        <w:b w:val="0"/>
-        <w:color w:val="777777"/>
-        <w:sz w:val="17"/>
-      </w:rPr>
-      <w:t>Vertraulich | Bearbeitungsstand Juli 2026 | nur zur Aktenbearbeitung</w:t>
-    </w:r>
+    </w:pPr>
   </w:p>
+  <w:tbl>
+    <w:tblPr>
+      <w:tblW w:type="auto" w:w="0"/>
+      <w:jc w:val="center"/>
+      <w:tblLayout w:type="fixed"/>
+      <w:tblLook w:firstColumn="1" w:firstRow="1" w:lastColumn="0" w:lastRow="0" w:noHBand="0" w:noVBand="1" w:val="04A0"/>
+    </w:tblPr>
+    <w:tblGrid>
+      <w:gridCol w:w="7257"/>
+      <w:gridCol w:w="2154"/>
+    </w:tblGrid>
+    <w:tr>
+      <w:tc>
+        <w:tcPr>
+          <w:tcW w:type="dxa" w:w="7257"/>
+        </w:tcPr>
+        <w:p>
+          <w:r>
+            <w:rPr>
+              <w:rFonts w:ascii="Arial" w:hAnsi="Arial" w:eastAsia="Arial"/>
+              <w:b w:val="0"/>
+              <w:color w:val="5C6569"/>
+              <w:sz w:val="14"/>
+            </w:rPr>
+            <w:t>Mandat 26-BAV-071 · PflegeZeit Saale GmbH</w:t>
+          </w:r>
+        </w:p>
+      </w:tc>
+      <w:tc>
+        <w:tcPr>
+          <w:tcW w:type="dxa" w:w="2154"/>
+        </w:tcPr>
+        <w:p>
+          <w:pPr>
+            <w:jc w:val="right"/>
+          </w:pPr>
+          <w:r>
+            <w:rPr>
+              <w:rFonts w:ascii="Arial" w:hAnsi="Arial" w:eastAsia="Arial"/>
+              <w:b w:val="0"/>
+              <w:color w:val="5C6569"/>
+              <w:sz w:val="14"/>
+            </w:rPr>
+            <w:t xml:space="preserve">Seite </w:t>
+          </w:r>
+          <w:r>
+            <w:rPr>
+              <w:rFonts w:ascii="Arial" w:hAnsi="Arial" w:eastAsia="Arial"/>
+              <w:b w:val="0"/>
+              <w:color w:val="5C6569"/>
+              <w:sz w:val="14"/>
+            </w:rPr>
+            <w:fldChar w:fldCharType="begin"/>
+            <w:instrText xml:space="preserve">PAGE</w:instrText>
+            <w:fldChar w:fldCharType="end"/>
+          </w:r>
+        </w:p>
+      </w:tc>
+    </w:tr>
+  </w:tbl>
 </w:ftr>
 </file>
 
@@ -135,18 +1002,58 @@
   <w:p>
     <w:pPr>
       <w:pStyle w:val="Header"/>
-      <w:jc w:val="left"/>
-    </w:pPr>
-    <w:r/>
+      <w:spacing w:after="20"/>
+    </w:pPr>
     <w:r>
       <w:rPr>
-        <w:rFonts w:ascii="Times New Roman" w:hAnsi="Times New Roman"/>
+        <w:rFonts w:ascii="Arial" w:hAnsi="Arial" w:eastAsia="Arial"/>
+        <w:b/>
+        <w:color w:val="173941"/>
+        <w:sz w:val="19"/>
+      </w:rPr>
+      <w:t>Rentenberatung Dr. Maren Kühne</w:t>
+    </w:r>
+  </w:p>
+  <w:p>
+    <w:pPr>
+      <w:spacing w:after="0"/>
+    </w:pPr>
+    <w:r>
+      <w:rPr>
+        <w:rFonts w:ascii="Arial" w:hAnsi="Arial" w:eastAsia="Arial"/>
         <w:b w:val="0"/>
-        <w:i w:val="0"/>
-        <w:color w:val="666666"/>
-        <w:sz w:val="17"/>
-      </w:rPr>
-      <w:t>Rentenberatung Jessen &amp; Kollegium | Renten- und Versorgungsakte | Bearbeitungsstand Juli 2026</w:t>
+        <w:color w:val="5C6569"/>
+        <w:sz w:val="14"/>
+      </w:rPr>
+      <w:t>Geiststraße 34 · 06108 Halle (Saale)</w:t>
+    </w:r>
+  </w:p>
+  <w:p>
+    <w:pPr>
+      <w:spacing w:after="0"/>
+    </w:pPr>
+    <w:r>
+      <w:rPr>
+        <w:rFonts w:ascii="Arial" w:hAnsi="Arial" w:eastAsia="Arial"/>
+        <w:b w:val="0"/>
+        <w:color w:val="5C6569"/>
+        <w:sz w:val="14"/>
+      </w:rPr>
+      <w:t>Telefon 0345 52194-0 · Telefax 0345 52194-18 · post@rentenberatung-kuehne.de</w:t>
+    </w:r>
+  </w:p>
+  <w:p>
+    <w:pPr>
+      <w:spacing w:after="0"/>
+    </w:pPr>
+    <w:r>
+      <w:rPr>
+        <w:rFonts w:ascii="Arial" w:hAnsi="Arial" w:eastAsia="Arial"/>
+        <w:b w:val="0"/>
+        <w:color w:val="5C6569"/>
+        <w:sz w:val="14"/>
+      </w:rPr>
+      <w:t>Rentenberaterin Dr. Maren Kühne · Registriert im Rechtsdienstleistungsregister</w:t>
     </w:r>
   </w:p>
 </w:hdr>
@@ -515,9 +1422,13 @@
     <w:name w:val="Normal"/>
     <w:qFormat/>
     <w:rsid w:val="00FC693F"/>
+    <w:pPr>
+      <w:spacing w:after="120" w:line="259" w:lineRule="auto"/>
+      <w:widowControl/>
+    </w:pPr>
     <w:rPr>
-      <w:rFonts w:ascii="Times New Roman" w:hAnsi="Times New Roman"/>
-      <w:sz w:val="22"/>
+      <w:rFonts w:ascii="Arial" w:hAnsi="Arial"/>
+      <w:sz w:val="21"/>
     </w:rPr>
   </w:style>
   <w:style w:type="paragraph" w:styleId="Header">
@@ -575,14 +1486,15 @@
     <w:pPr>
       <w:keepNext/>
       <w:keepLines/>
-      <w:spacing w:before="480" w:after="0"/>
+      <w:spacing w:before="200" w:after="120"/>
       <w:outlineLvl w:val="0"/>
     </w:pPr>
     <w:rPr>
-      <w:rFonts w:asciiTheme="majorHAnsi" w:eastAsiaTheme="majorEastAsia" w:hAnsiTheme="majorHAnsi" w:cstheme="majorBidi" w:ascii="Times New Roman" w:hAnsi="Times New Roman"/>
+      <w:rFonts w:asciiTheme="majorHAnsi" w:eastAsiaTheme="majorEastAsia" w:hAnsiTheme="majorHAnsi" w:cstheme="majorBidi" w:ascii="Arial" w:hAnsi="Arial"/>
       <w:b/>
       <w:bCs/>
-      <w:sz w:val="28"/>
+      <w:color w:val="173941"/>
+      <w:sz w:val="26"/>
       <w:szCs w:val="28"/>
     </w:rPr>
   </w:style>
@@ -598,14 +1510,15 @@
     <w:pPr>
       <w:keepNext/>
       <w:keepLines/>
-      <w:spacing w:before="200" w:after="0"/>
+      <w:spacing w:before="200" w:after="120"/>
       <w:outlineLvl w:val="1"/>
     </w:pPr>
     <w:rPr>
-      <w:rFonts w:asciiTheme="majorHAnsi" w:eastAsiaTheme="majorEastAsia" w:hAnsiTheme="majorHAnsi" w:cstheme="majorBidi" w:ascii="Times New Roman" w:hAnsi="Times New Roman"/>
+      <w:rFonts w:asciiTheme="majorHAnsi" w:eastAsiaTheme="majorEastAsia" w:hAnsiTheme="majorHAnsi" w:cstheme="majorBidi" w:ascii="Arial" w:hAnsi="Arial"/>
       <w:b/>
       <w:bCs/>
-      <w:sz w:val="24"/>
+      <w:color w:val="173941"/>
+      <w:sz w:val="22"/>
       <w:szCs w:val="26"/>
     </w:rPr>
   </w:style>
@@ -625,10 +1538,10 @@
       <w:outlineLvl w:val="2"/>
     </w:pPr>
     <w:rPr>
-      <w:rFonts w:asciiTheme="majorHAnsi" w:eastAsiaTheme="majorEastAsia" w:hAnsiTheme="majorHAnsi" w:cstheme="majorBidi" w:ascii="Times New Roman" w:hAnsi="Times New Roman"/>
+      <w:rFonts w:asciiTheme="majorHAnsi" w:eastAsiaTheme="majorEastAsia" w:hAnsiTheme="majorHAnsi" w:cstheme="majorBidi"/>
       <w:b/>
       <w:bCs/>
-      <w:sz w:val="22"/>
+      <w:color w:val="4F81BD" w:themeColor="accent1"/>
     </w:rPr>
   </w:style>
   <w:style w:type="paragraph" w:styleId="Heading4">
@@ -859,19 +1772,20 @@
     <w:qFormat/>
     <w:rsid w:val="00FC693F"/>
     <w:pPr>
+      <w:keepNext/>
       <w:pBdr>
         <w:bottom w:val="single" w:sz="8" w:space="4" w:color="4F81BD" w:themeColor="accent1"/>
       </w:pBdr>
-      <w:spacing w:after="300" w:line="240" w:lineRule="auto"/>
+      <w:spacing w:after="120" w:line="240" w:lineRule="auto" w:before="0"/>
       <w:contextualSpacing/>
     </w:pPr>
     <w:rPr>
-      <w:rFonts w:asciiTheme="majorHAnsi" w:eastAsiaTheme="majorEastAsia" w:hAnsiTheme="majorHAnsi" w:cstheme="majorBidi" w:ascii="Times New Roman" w:hAnsi="Times New Roman"/>
+      <w:rFonts w:asciiTheme="majorHAnsi" w:eastAsiaTheme="majorEastAsia" w:hAnsiTheme="majorHAnsi" w:cstheme="majorBidi" w:ascii="Arial" w:hAnsi="Arial"/>
       <w:b/>
-      <w:color w:val="17365D" w:themeColor="text2" w:themeShade="BF"/>
+      <w:color w:val="173941"/>
       <w:spacing w:val="5"/>
       <w:kern w:val="28"/>
-      <w:sz w:val="30"/>
+      <w:sz w:val="36"/>
       <w:szCs w:val="52"/>
     </w:rPr>
   </w:style>
